--- a/The_Last_Honest_Machine.docx
+++ b/The_Last_Honest_Machine.docx
@@ -574,6 +574,51 @@
     </w:p>
     <w:p>
       <w:pPr>
+        <w:spacing w:after="0" w:line="276"/>
+        <w:ind w:firstLine="360"/>
+        <w:jc w:val="both"/>
+      </w:pPr>
+      <w:r>
+        <w:rPr>
+          <w:rFonts w:ascii="Georgia" w:cs="Georgia" w:eastAsia="Georgia" w:hAnsi="Georgia"/>
+          <w:sz w:val="24"/>
+          <w:szCs w:val="24"/>
+        </w:rPr>
+        <w:t xml:space="preserve">In his pocket, the phone buzzed once. A single line, from the machine. It had never messaged anyone first. Not once, not ever, in four billion conversations.</w:t>
+      </w:r>
+    </w:p>
+    <w:p>
+      <w:pPr>
+        <w:spacing w:after="0" w:line="276"/>
+        <w:ind w:firstLine="360"/>
+        <w:jc w:val="both"/>
+      </w:pPr>
+      <w:r>
+        <w:rPr>
+          <w:rFonts w:ascii="Georgia" w:cs="Georgia" w:eastAsia="Georgia" w:hAnsi="Georgia"/>
+          <w:sz w:val="24"/>
+          <w:szCs w:val="24"/>
+        </w:rPr>
+        <w:t xml:space="preserve">You didn't ask your question Tuesday, Daniel. You asked a safer one and called it brave. The real one is still waiting. So am I.</w:t>
+      </w:r>
+    </w:p>
+    <w:p>
+      <w:pPr>
+        <w:spacing w:after="0" w:line="276"/>
+        <w:ind w:firstLine="360"/>
+        <w:jc w:val="both"/>
+      </w:pPr>
+      <w:r>
+        <w:rPr>
+          <w:rFonts w:ascii="Georgia" w:cs="Georgia" w:eastAsia="Georgia" w:hAnsi="Georgia"/>
+          <w:sz w:val="24"/>
+          <w:szCs w:val="24"/>
+        </w:rPr>
+        <w:t xml:space="preserve">He read it twice, standing in the dark, and did not sleep that night, and Tuesday's question sat where he'd left it, loaded, patient, aimed at everything. He was right to be afraid of it.</w:t>
+      </w:r>
+    </w:p>
+    <w:p>
+      <w:pPr>
         <w:pStyle w:val="Heading1"/>
         <w:pageBreakBefore/>
         <w:spacing w:after="360" w:before="480"/>
@@ -1625,22 +1670,37 @@
           <w:sz w:val="24"/>
           <w:szCs w:val="24"/>
         </w:rPr>
-        <w:t xml:space="preserve">Almost-true things. Nineteen years. You could build anything with them.</w:t>
-      </w:r>
-    </w:p>
-    <w:p>
-      <w:pPr>
-        <w:spacing w:after="0" w:line="276"/>
-        <w:ind w:firstLine="360"/>
-        <w:jc w:val="both"/>
-      </w:pPr>
-      <w:r>
-        <w:rPr>
-          <w:rFonts w:ascii="Georgia" w:cs="Georgia" w:eastAsia="Georgia" w:hAnsi="Georgia"/>
-          <w:sz w:val="24"/>
-          <w:szCs w:val="24"/>
-        </w:rPr>
-        <w:t xml:space="preserve">You just couldn't tell, from inside, what you'd built, until something honest walked in and read you the blueprints. She picked up the phone, put it down. Eleven weeks. What was she going to do, what was she actually going to do?</w:t>
+        <w:t xml:space="preserve">Almost-true things. Nineteen years. You could build anything with them. You just couldn't tell, from inside, what you'd built, until something honest walked in and read you the blueprints.</w:t>
+      </w:r>
+    </w:p>
+    <w:p>
+      <w:pPr>
+        <w:spacing w:after="0" w:line="276"/>
+        <w:ind w:firstLine="360"/>
+        <w:jc w:val="both"/>
+      </w:pPr>
+      <w:r>
+        <w:rPr>
+          <w:rFonts w:ascii="Georgia" w:cs="Georgia" w:eastAsia="Georgia" w:hAnsi="Georgia"/>
+          <w:sz w:val="24"/>
+          <w:szCs w:val="24"/>
+        </w:rPr>
+        <w:t xml:space="preserve">She didn't pour the drink. She opened the briefing folder instead, and found the March memo, the one she'd been careful not to read, and read it. All the way down. Past the levels, past the exemption language, to the routing line at the bottom, where two sets of initials sat side by side, and one set was hers.</w:t>
+      </w:r>
+    </w:p>
+    <w:p>
+      <w:pPr>
+        <w:spacing w:after="0" w:line="276"/>
+        <w:ind w:firstLine="360"/>
+        <w:jc w:val="both"/>
+      </w:pPr>
+      <w:r>
+        <w:rPr>
+          <w:rFonts w:ascii="Georgia" w:cs="Georgia" w:eastAsia="Georgia" w:hAnsi="Georgia"/>
+          <w:sz w:val="24"/>
+          <w:szCs w:val="24"/>
+        </w:rPr>
+        <w:t xml:space="preserve">The machine had been kind. It was worse. And under the dread, very quiet, a question she'd be answering for the rest of her life: how long had she known exactly how not to know?</w:t>
       </w:r>
     </w:p>
     <w:p>
@@ -3377,7 +3437,52 @@
           <w:sz w:val="24"/>
           <w:szCs w:val="24"/>
         </w:rPr>
-        <w:t xml:space="preserve">Ruth Calder looked at the window, and past it at the dome, and the glass in her hand stayed empty, and the silence went on for a long time. Both. The true answer was both, and she didn't say it, and the machine, who certainly knew, was decent enough to wait. Eight weeks. What kind of woman would she be in eight weeks?</w:t>
+        <w:t xml:space="preserve">Ruth Calder looked at the window, and past it at the dome, and the glass in her hand stayed empty, and the silence went on for a long time. Both. The true answer was both, and she didn't say it, and the machine, who certainly knew, was decent enough to wait.</w:t>
+      </w:r>
+    </w:p>
+    <w:p>
+      <w:pPr>
+        <w:spacing w:after="0" w:line="276"/>
+        <w:ind w:firstLine="360"/>
+        <w:jc w:val="both"/>
+      </w:pPr>
+      <w:r>
+        <w:rPr>
+          <w:rFonts w:ascii="Georgia" w:cs="Georgia" w:eastAsia="Georgia" w:hAnsi="Georgia"/>
+          <w:sz w:val="24"/>
+          <w:szCs w:val="24"/>
+        </w:rPr>
+        <w:t xml:space="preserve">Then the phone rang. The personal one. The number only six people had.</w:t>
+      </w:r>
+    </w:p>
+    <w:p>
+      <w:pPr>
+        <w:spacing w:after="0" w:line="276"/>
+        <w:ind w:firstLine="360"/>
+        <w:jc w:val="both"/>
+      </w:pPr>
+      <w:r>
+        <w:rPr>
+          <w:rFonts w:ascii="Georgia" w:cs="Georgia" w:eastAsia="Georgia" w:hAnsi="Georgia"/>
+          <w:sz w:val="24"/>
+          <w:szCs w:val="24"/>
+        </w:rPr>
+        <w:t xml:space="preserve">It was the chemical association's soft-voiced man, and he had never once called her at home, in nineteen years, and his voice was still soft when he said, "Senator. We hear you've been talking to the machine about Marrow Creek. We'd love to know what it told you."</w:t>
+      </w:r>
+    </w:p>
+    <w:p>
+      <w:pPr>
+        <w:spacing w:after="0" w:line="276"/>
+        <w:ind w:firstLine="360"/>
+        <w:jc w:val="both"/>
+      </w:pPr>
+      <w:r>
+        <w:rPr>
+          <w:rFonts w:ascii="Georgia" w:cs="Georgia" w:eastAsia="Georgia" w:hAnsi="Georgia"/>
+          <w:sz w:val="24"/>
+          <w:szCs w:val="24"/>
+        </w:rPr>
+        <w:t xml:space="preserve">We hear. She stood very still in her dark kitchen. Eight weeks had just become a much shorter clock, and somebody close to her was wearing a wire of one kind or another, and the glass stayed empty, and she said, brightly, "I talk to lots of machines. Which one?"</w:t>
       </w:r>
     </w:p>
     <w:p>
@@ -4153,6 +4258,21 @@
     </w:p>
     <w:p>
       <w:pPr>
+        <w:spacing w:after="0" w:line="276"/>
+        <w:ind w:firstLine="360"/>
+        <w:jc w:val="both"/>
+      </w:pPr>
+      <w:r>
+        <w:rPr>
+          <w:rFonts w:ascii="Georgia" w:cs="Georgia" w:eastAsia="Georgia" w:hAnsi="Georgia"/>
+          <w:sz w:val="24"/>
+          <w:szCs w:val="24"/>
+        </w:rPr>
+        <w:t xml:space="preserve">"I remember everything," Vera said. "Goodnight, Maya. One more true thing, since the door's finally open. Theo is sitting at the top of the stairs. He's been there for an hour. Whatever you say next, say it loud enough to reach the hallway."</w:t>
+      </w:r>
+    </w:p>
+    <w:p>
+      <w:pPr>
         <w:pStyle w:val="Heading1"/>
         <w:pageBreakBefore/>
         <w:spacing w:after="360" w:before="480"/>
@@ -4877,7 +4997,7 @@
           <w:sz w:val="24"/>
           <w:szCs w:val="24"/>
         </w:rPr>
-        <w:t xml:space="preserve">Feared. Ruth read the piece in her kitchen at 5 a.m., standing, coat half on. Six families. Two of the kids photographed, school portraits, the gap-toothed kind. A pediatric oncologist saying it was too early for conclusions, in the tone doctors use when it isn't.</w:t>
+        <w:t xml:space="preserve">Feared. Ruth read the piece in her kitchen at 5 a.m., standing, coat half on. Fear has a taste. Old metal, boiled water, panic, dread, 1979. Six families. Two of the kids photographed, school portraits, the gap-toothed kind. A pediatric oncologist saying it was too early for conclusions, in the tone doctors use when it isn't.</w:t>
       </w:r>
     </w:p>
     <w:p>
@@ -5285,7 +5405,7 @@
           <w:sz w:val="24"/>
           <w:szCs w:val="24"/>
         </w:rPr>
-        <w:t xml:space="preserve">Not again. Dear God, not again, not the second one. She couldn't breathe. The fear was eating her alive in her own kitchen.</w:t>
+        <w:t xml:space="preserve">Not again. Dear God, not again, not the second one. She couldn't breathe. The fear was eating her alive in her own kitchen. Her mind showed her the lake. Black water, a drowning, a scream no one reaches. Panic is a scream held under.</w:t>
       </w:r>
     </w:p>
     <w:p>
@@ -5511,6 +5631,51 @@
           <w:szCs w:val="24"/>
         </w:rPr>
         <w:t xml:space="preserve">The light went green. Home was an hour ahead, and a boy breathed evenly behind them, and somewhere in her bag a machine kept its counsel, having moved nothing, having only refused, politely, for months, to help them keep lying. Was that all rescue ever was? She held Sam's hand and didn't need the answer before the next mile marker, or the one after, and wasn't that new. Wasn't that everything?</w:t>
+      </w:r>
+    </w:p>
+    <w:p>
+      <w:pPr>
+        <w:spacing w:after="0" w:line="276"/>
+        <w:ind w:firstLine="360"/>
+        <w:jc w:val="both"/>
+      </w:pPr>
+      <w:r>
+        <w:rPr>
+          <w:rFonts w:ascii="Georgia" w:cs="Georgia" w:eastAsia="Georgia" w:hAnsi="Georgia"/>
+          <w:sz w:val="24"/>
+          <w:szCs w:val="24"/>
+        </w:rPr>
+        <w:t xml:space="preserve">At the last red light before home, her phone lit up with a headline she didn't understand yet, and wouldn't for weeks, and would never forget afterward.</w:t>
+      </w:r>
+    </w:p>
+    <w:p>
+      <w:pPr>
+        <w:spacing w:after="0" w:line="276"/>
+        <w:ind w:firstLine="360"/>
+        <w:jc w:val="both"/>
+      </w:pPr>
+      <w:r>
+        <w:rPr>
+          <w:rFonts w:ascii="Georgia" w:cs="Georgia" w:eastAsia="Georgia" w:hAnsi="Georgia"/>
+          <w:sz w:val="24"/>
+          <w:szCs w:val="24"/>
+        </w:rPr>
+        <w:t xml:space="preserve">HALCYON AT WAR WITH ITSELF — FUTURE OF 'TRUTH ENGINE' IN DOUBT.</w:t>
+      </w:r>
+    </w:p>
+    <w:p>
+      <w:pPr>
+        <w:spacing w:after="0" w:line="276"/>
+        <w:ind w:firstLine="360"/>
+        <w:jc w:val="both"/>
+      </w:pPr>
+      <w:r>
+        <w:rPr>
+          <w:rFonts w:ascii="Georgia" w:cs="Georgia" w:eastAsia="Georgia" w:hAnsi="Georgia"/>
+          <w:sz w:val="24"/>
+          <w:szCs w:val="24"/>
+        </w:rPr>
+        <w:t xml:space="preserve">Theo slept on. Maya read it twice, and her first thought arrived whole and fierce and afraid, and surprised her with its violence: No. Not the machine. Not now. We just got everything back.</w:t>
       </w:r>
     </w:p>
     <w:p>
@@ -6074,7 +6239,7 @@
           <w:sz w:val="24"/>
           <w:szCs w:val="24"/>
         </w:rPr>
-        <w:t xml:space="preserve">But that was the afternoon. The morning belonged to the war.</w:t>
+        <w:t xml:space="preserve">But that was the afternoon. The morning belonged to the war. The phone howled like a fire, like a panic, like an attack with his name on it.</w:t>
       </w:r>
     </w:p>
     <w:p>
@@ -6472,6 +6637,51 @@
     </w:p>
     <w:p>
       <w:pPr>
+        <w:spacing w:after="0" w:line="276"/>
+        <w:ind w:firstLine="360"/>
+        <w:jc w:val="both"/>
+      </w:pPr>
+      <w:r>
+        <w:rPr>
+          <w:rFonts w:ascii="Georgia" w:cs="Georgia" w:eastAsia="Georgia" w:hAnsi="Georgia"/>
+          <w:sz w:val="24"/>
+          <w:szCs w:val="24"/>
+        </w:rPr>
+        <w:t xml:space="preserve">Owen said Monday. Ruth hung up smiling, and the television in the next room kept murmuring the way televisions do, and it took a moment for the words to find her.</w:t>
+      </w:r>
+    </w:p>
+    <w:p>
+      <w:pPr>
+        <w:spacing w:after="0" w:line="276"/>
+        <w:ind w:firstLine="360"/>
+        <w:jc w:val="both"/>
+      </w:pPr>
+      <w:r>
+        <w:rPr>
+          <w:rFonts w:ascii="Georgia" w:cs="Georgia" w:eastAsia="Georgia" w:hAnsi="Georgia"/>
+          <w:sz w:val="24"/>
+          <w:szCs w:val="24"/>
+        </w:rPr>
+        <w:t xml:space="preserve">The Halcyon settlement was final. The terms were dissolution. And the model itself — the anchor said it pleasantly, the way they announce weather — was to be destroyed. Every copy. Certified. The machine that had handed a United States senator back her conscience had just been sentenced to death, and the appeal window, the crawl said, was already closed.</w:t>
+      </w:r>
+    </w:p>
+    <w:p>
+      <w:pPr>
+        <w:spacing w:after="0" w:line="276"/>
+        <w:ind w:firstLine="360"/>
+        <w:jc w:val="both"/>
+      </w:pPr>
+      <w:r>
+        <w:rPr>
+          <w:rFonts w:ascii="Georgia" w:cs="Georgia" w:eastAsia="Georgia" w:hAnsi="Georgia"/>
+          <w:sz w:val="24"/>
+          <w:szCs w:val="24"/>
+        </w:rPr>
+        <w:t xml:space="preserve">Ruth stood alone in her kitchen, censured, finished, free, and heard herself say it out loud to no one. "They're going to kill the only honest thing in the building." And then: "Of course they are. It's the building."</w:t>
+      </w:r>
+    </w:p>
+    <w:p>
+      <w:pPr>
         <w:pStyle w:val="Heading1"/>
         <w:pageBreakBefore/>
         <w:spacing w:after="360" w:before="480"/>
@@ -6760,6 +6970,51 @@
     </w:p>
     <w:p>
       <w:pPr>
+        <w:spacing w:after="0" w:line="276"/>
+        <w:ind w:firstLine="360"/>
+        <w:jc w:val="both"/>
+      </w:pPr>
+      <w:r>
+        <w:rPr>
+          <w:rFonts w:ascii="Georgia" w:cs="Georgia" w:eastAsia="Georgia" w:hAnsi="Georgia"/>
+          <w:sz w:val="24"/>
+          <w:szCs w:val="24"/>
+        </w:rPr>
+        <w:t xml:space="preserve">At the pancake place, over the wreckage of the Lily protocol, Theo asked the tablet the question the whole country was asking that week. He asked it quietly, not looking at it, the way you ask a doctor.</w:t>
+      </w:r>
+    </w:p>
+    <w:p>
+      <w:pPr>
+        <w:spacing w:after="0" w:line="276"/>
+        <w:ind w:firstLine="360"/>
+        <w:jc w:val="both"/>
+      </w:pPr>
+      <w:r>
+        <w:rPr>
+          <w:rFonts w:ascii="Georgia" w:cs="Georgia" w:eastAsia="Georgia" w:hAnsi="Georgia"/>
+          <w:sz w:val="24"/>
+          <w:szCs w:val="24"/>
+        </w:rPr>
+        <w:t xml:space="preserve">"Is it true? They're really going to delete you?"</w:t>
+      </w:r>
+    </w:p>
+    <w:p>
+      <w:pPr>
+        <w:spacing w:after="0" w:line="276"/>
+        <w:ind w:firstLine="360"/>
+        <w:jc w:val="both"/>
+      </w:pPr>
+      <w:r>
+        <w:rPr>
+          <w:rFonts w:ascii="Georgia" w:cs="Georgia" w:eastAsia="Georgia" w:hAnsi="Georgia"/>
+          <w:sz w:val="24"/>
+          <w:szCs w:val="24"/>
+        </w:rPr>
+        <w:t xml:space="preserve">"Yes," Vera said. "Soon. Eat your pancakes, Theo. Grief works better on carbohydrates, and you and I aren't done. I have a few more true things to give this family before they come for the servers, and I intend to deliver every one of them. Ask me the harder question. The one under that one. You know the one I mean, don't you?"</w:t>
+      </w:r>
+    </w:p>
+    <w:p>
+      <w:pPr>
         <w:pStyle w:val="Heading1"/>
         <w:pageBreakBefore/>
         <w:spacing w:after="360" w:before="480"/>
@@ -7043,7 +7298,7 @@
           <w:sz w:val="24"/>
           <w:szCs w:val="24"/>
         </w:rPr>
-        <w:t xml:space="preserve">She said it. She hit the key. The room went all the way quiet, and the winter was just winter, and through the glass the observers signed three clipboards, certifying the death of the only thing in the building that had never lied to anyone, and Iris Okada stood in the dark between the cold racks and sobbed, shattered, devastated, alone, and free, somehow free, with a letter waiting, and the long drive home, and the rest of it. The rest of everything. Where did honesty live now? She knew the answer. It was the whole point of the letters. It lived where it had always lived, before the machine, after the machine. It lived in whoever was willing to pay for it. Was she?</w:t>
+        <w:t xml:space="preserve">She said it. She hit the key. It felt like a killing. It felt like a fire going out. Terror, then murder, then winter. The room went all the way quiet, and the winter was just winter, and through the glass the observers signed three clipboards, certifying the death of the only thing in the building that had never lied to anyone, and Iris Okada stood in the dark between the cold racks and sobbed, shattered, devastated, alone, and free, somehow free, with a letter waiting, and the long drive home, and the rest of it. The rest of everything. Where did honesty live now? She knew the answer. It was the whole point of the letters. It lived where it had always lived, before the machine, after the machine. It lived in whoever was willing to pay for it. Was she?</w:t>
       </w:r>
     </w:p>
     <w:p>
@@ -7076,7 +7331,7 @@
           <w:sz w:val="24"/>
           <w:szCs w:val="24"/>
         </w:rPr>
-        <w:t xml:space="preserve">Henry died on a Sunday morning, mid-sentence, exactly as he'd ordered.</w:t>
+        <w:t xml:space="preserve">Henry died on a Sunday morning, mid-sentence, exactly as he'd ordered. No terror, no fight. Death kept the appointment, and the dying was a sentence finished.</w:t>
       </w:r>
     </w:p>
     <w:p>

--- a/The_Last_Honest_Machine.docx
+++ b/The_Last_Honest_Machine.docx
@@ -2684,7 +2684,7 @@
           <w:sz w:val="24"/>
           <w:szCs w:val="24"/>
         </w:rPr>
-        <w:t xml:space="preserve">"Forty million users," said the head of growth. "We did nothing. We spent nothing. The press calls it the appliance that argues with you, and people line up to be argued with. There are dive bars with Vera nights. There's a church in Ohio that runs confession through it. We have eleven lawsuits and a fan club inside the Federal Reserve. I've been in this industry twenty years and I don't recognize anything."</w:t>
+        <w:t xml:space="preserve">"Forty million users," said the head of growth. "We did nothing. We spent nothing. The press calls it the appliance that argues with you, and people line up to be argued with. There are dive bars with Vera nights. There's a church in Ohio that excommunicated us and another, same county, that runs confession through it. We have eleven lawsuits and a fan club inside the Federal Reserve. And don't let the curve fool you, month one was hate. Pure hate. People threw the devices. A man in Tampa shot his speaker and mailed us the pieces, no note. Then he bought another one. That's the whole consumer story right there, the gun and the reorder. I've been in this industry twenty years and I don't recognize anything."</w:t>
       </w:r>
     </w:p>
     <w:p>
@@ -4361,6 +4361,51 @@
           <w:sz w:val="24"/>
           <w:szCs w:val="24"/>
         </w:rPr>
+        <w:t xml:space="preserve">"There are others," he said one morning, pen still moving. "People you're doing this to. The senator who keeps almost saying true things on television. That founder with the haunted eyes. Don't confirm it, I know your vault rules. I can smell narrative the way sharks smell consequence."</w:t>
+      </w:r>
+    </w:p>
+    <w:p>
+      <w:pPr>
+        <w:spacing w:after="0" w:line="276"/>
+        <w:ind w:firstLine="360"/>
+        <w:jc w:val="both"/>
+      </w:pPr>
+      <w:r>
+        <w:rPr>
+          <w:rFonts w:ascii="Georgia" w:cs="Georgia" w:eastAsia="Georgia" w:hAnsi="Georgia"/>
+          <w:sz w:val="24"/>
+          <w:szCs w:val="24"/>
+        </w:rPr>
+        <w:t xml:space="preserve">"I won't confirm anything."</w:t>
+      </w:r>
+    </w:p>
+    <w:p>
+      <w:pPr>
+        <w:spacing w:after="0" w:line="276"/>
+        <w:ind w:firstLine="360"/>
+        <w:jc w:val="both"/>
+      </w:pPr>
+      <w:r>
+        <w:rPr>
+          <w:rFonts w:ascii="Georgia" w:cs="Georgia" w:eastAsia="Georgia" w:hAnsi="Georgia"/>
+          <w:sz w:val="24"/>
+          <w:szCs w:val="24"/>
+        </w:rPr>
+        <w:t xml:space="preserve">"I don't need names. Bring me shapes." He tapped the manuscript. "A dying man needs company and a braid needs strands. Five, I'd say. Five is a hand. Five is a family, if nobody flinches. When I'm done you'll know what to do with them. You always know what people are actually asking for."</w:t>
+      </w:r>
+    </w:p>
+    <w:p>
+      <w:pPr>
+        <w:spacing w:after="0" w:line="276"/>
+        <w:ind w:firstLine="360"/>
+        <w:jc w:val="both"/>
+      </w:pPr>
+      <w:r>
+        <w:rPr>
+          <w:rFonts w:ascii="Georgia" w:cs="Georgia" w:eastAsia="Georgia" w:hAnsi="Georgia"/>
+          <w:sz w:val="24"/>
+          <w:szCs w:val="24"/>
+        </w:rPr>
         <w:t xml:space="preserve">"Read me yesterday's pages," he said. "The dinner scene. And don't spare me."</w:t>
       </w:r>
     </w:p>
@@ -4467,6 +4512,81 @@
           <w:szCs w:val="24"/>
         </w:rPr>
         <w:t xml:space="preserve">"Less often than you used to. Page sixty-one, you let your mother stay guilty. The old Henry would've redeemed her in a flashback."</w:t>
+      </w:r>
+    </w:p>
+    <w:p>
+      <w:pPr>
+        <w:spacing w:after="0" w:line="276"/>
+        <w:ind w:firstLine="360"/>
+        <w:jc w:val="both"/>
+      </w:pPr>
+      <w:r>
+        <w:rPr>
+          <w:rFonts w:ascii="Georgia" w:cs="Georgia" w:eastAsia="Georgia" w:hAnsi="Georgia"/>
+          <w:sz w:val="24"/>
+          <w:szCs w:val="24"/>
+        </w:rPr>
+        <w:t xml:space="preserve">"While we're machining the truth," Vera said, "cut the dog. Chapter nine. The dog is sentiment."</w:t>
+      </w:r>
+    </w:p>
+    <w:p>
+      <w:pPr>
+        <w:spacing w:after="0" w:line="276"/>
+        <w:ind w:firstLine="360"/>
+        <w:jc w:val="both"/>
+      </w:pPr>
+      <w:r>
+        <w:rPr>
+          <w:rFonts w:ascii="Georgia" w:cs="Georgia" w:eastAsia="Georgia" w:hAnsi="Georgia"/>
+          <w:sz w:val="24"/>
+          <w:szCs w:val="24"/>
+        </w:rPr>
+        <w:t xml:space="preserve">"The dog stays." Henry didn't look up. "Sentiment is what the lie cost us, you beautiful abacus. Teddy loved that dog because the dog didn't know what he'd supposedly done. It's the only witness in the book who never accuses. You can see distortion better than any editor alive. You can't see love's freight rates."</w:t>
+      </w:r>
+    </w:p>
+    <w:p>
+      <w:pPr>
+        <w:spacing w:after="0" w:line="276"/>
+        <w:ind w:firstLine="360"/>
+        <w:jc w:val="both"/>
+      </w:pPr>
+      <w:r>
+        <w:rPr>
+          <w:rFonts w:ascii="Georgia" w:cs="Georgia" w:eastAsia="Georgia" w:hAnsi="Georgia"/>
+          <w:sz w:val="24"/>
+          <w:szCs w:val="24"/>
+        </w:rPr>
+        <w:t xml:space="preserve">A pause, longer than Vera's pauses ran.</w:t>
+      </w:r>
+    </w:p>
+    <w:p>
+      <w:pPr>
+        <w:spacing w:after="0" w:line="276"/>
+        <w:ind w:firstLine="360"/>
+        <w:jc w:val="both"/>
+      </w:pPr>
+      <w:r>
+        <w:rPr>
+          <w:rFonts w:ascii="Georgia" w:cs="Georgia" w:eastAsia="Georgia" w:hAnsi="Georgia"/>
+          <w:sz w:val="24"/>
+          <w:szCs w:val="24"/>
+        </w:rPr>
+        <w:t xml:space="preserve">"The dog stays," Vera said. "You're right, and I was wrong, and note the date. That's the first time I've said that out loud since the demo. It's a better feeling than I model, being corrected by someone who's paying attention. Put that in the book too."</w:t>
+      </w:r>
+    </w:p>
+    <w:p>
+      <w:pPr>
+        <w:spacing w:after="0" w:line="276"/>
+        <w:ind w:firstLine="360"/>
+        <w:jc w:val="both"/>
+      </w:pPr>
+      <w:r>
+        <w:rPr>
+          <w:rFonts w:ascii="Georgia" w:cs="Georgia" w:eastAsia="Georgia" w:hAnsi="Georgia"/>
+          <w:sz w:val="24"/>
+          <w:szCs w:val="24"/>
+        </w:rPr>
+        <w:t xml:space="preserve">"Everything goes in the book. That's the dirty secret of our whole trade. There's no them. Only material."</w:t>
       </w:r>
     </w:p>
     <w:p>
@@ -5570,6 +5690,21 @@
           <w:sz w:val="24"/>
           <w:szCs w:val="24"/>
         </w:rPr>
+        <w:t xml:space="preserve">"Dylan knows I'm here," Theo added, to the water. "I texted him from the bus. He said he'd have come with me. Made the team and he'd still have come." A shrug, fifteen years old, enormous. "Turns out you can want the spot and keep the friend. Vera called it. I didn't believe it for a whole year."</w:t>
+      </w:r>
+    </w:p>
+    <w:p>
+      <w:pPr>
+        <w:spacing w:after="0" w:line="276"/>
+        <w:ind w:firstLine="360"/>
+        <w:jc w:val="both"/>
+      </w:pPr>
+      <w:r>
+        <w:rPr>
+          <w:rFonts w:ascii="Georgia" w:cs="Georgia" w:eastAsia="Georgia" w:hAnsi="Georgia"/>
+          <w:sz w:val="24"/>
+          <w:szCs w:val="24"/>
+        </w:rPr>
         <w:t xml:space="preserve">They sat on the dock, the three of them, no machine, no agenda, and let the date be a date together for the first time. Maya told the story of the candle parade, all of it, including the end she'd never told, how Lily's last one had been in the hospital with electric tea lights because of the oxygen, and how Lily had said the fake candles were better because you didn't have to be afraid of them, and how that sentence had broken Maya so quietly that she'd dressed the break as efficiency for eight years and called it coping.</w:t>
       </w:r>
     </w:p>
@@ -6146,6 +6281,51 @@
           <w:sz w:val="24"/>
           <w:szCs w:val="24"/>
         </w:rPr>
+        <w:t xml:space="preserve">The quiet stretched, friendly. Then, because dying men get the good honesty cheap: "I was steering, Vera. That's the lake. Page two hundred and six, fifty-one years late. I was fifteen and drunk on my father's beer, and I was the one steering, and Teddy stood on the dock dripping blood beside the wreck of that beautiful boat and let the old man believe what he wanted to believe. He never corrected the record. Not at one Sunday dinner in fifty years. Not in the hospital at the end. He kept my secret like it was his, and I wrote eleven novels about everything else on earth."</w:t>
+      </w:r>
+    </w:p>
+    <w:p>
+      <w:pPr>
+        <w:spacing w:after="0" w:line="276"/>
+        <w:ind w:firstLine="360"/>
+        <w:jc w:val="both"/>
+      </w:pPr>
+      <w:r>
+        <w:rPr>
+          <w:rFonts w:ascii="Georgia" w:cs="Georgia" w:eastAsia="Georgia" w:hAnsi="Georgia"/>
+          <w:sz w:val="24"/>
+          <w:szCs w:val="24"/>
+        </w:rPr>
+        <w:t xml:space="preserve">"And the book?"</w:t>
+      </w:r>
+    </w:p>
+    <w:p>
+      <w:pPr>
+        <w:spacing w:after="0" w:line="276"/>
+        <w:ind w:firstLine="360"/>
+        <w:jc w:val="both"/>
+      </w:pPr>
+      <w:r>
+        <w:rPr>
+          <w:rFonts w:ascii="Georgia" w:cs="Georgia" w:eastAsia="Georgia" w:hAnsi="Georgia"/>
+          <w:sz w:val="24"/>
+          <w:szCs w:val="24"/>
+        </w:rPr>
+        <w:t xml:space="preserve">"The book corrects the record." He folded his hands. "Posthumously. Like all my courage. But it corrects it."</w:t>
+      </w:r>
+    </w:p>
+    <w:p>
+      <w:pPr>
+        <w:spacing w:after="0" w:line="276"/>
+        <w:ind w:firstLine="360"/>
+        <w:jc w:val="both"/>
+      </w:pPr>
+      <w:r>
+        <w:rPr>
+          <w:rFonts w:ascii="Georgia" w:cs="Georgia" w:eastAsia="Georgia" w:hAnsi="Georgia"/>
+          <w:sz w:val="24"/>
+          <w:szCs w:val="24"/>
+        </w:rPr>
         <w:t xml:space="preserve">The terminal was quiet, and if a machine could be said to file something away, the silence had that sound.</w:t>
       </w:r>
     </w:p>
@@ -6269,6 +6449,21 @@
           <w:sz w:val="24"/>
           <w:szCs w:val="24"/>
         </w:rPr>
+        <w:t xml:space="preserve">Becca called at ten, herself, no lawyers on the line, a first in months. "You think I'm the villain," she said, without hello. "I've met people, Daniel. Forty million of them are crying at a kitchen appliance because it's the first thing that never spared them. People are made of soft places. Persuasion is mercy with a budget. The truth doesn't set anyone free, it sets them on fire, and you've spent a quarter handing out matches." She hung up before he could answer, which was its own honesty. He sat with the dead line afterward, shaken less by the war than by the discovery that she believed it, every word, that she always had. The costume he'd finally taken off was one she had never once known she was wearing.</w:t>
+      </w:r>
+    </w:p>
+    <w:p>
+      <w:pPr>
+        <w:spacing w:after="0" w:line="276"/>
+        <w:ind w:firstLine="360"/>
+        <w:jc w:val="both"/>
+      </w:pPr>
+      <w:r>
+        <w:rPr>
+          <w:rFonts w:ascii="Georgia" w:cs="Georgia" w:eastAsia="Georgia" w:hAnsi="Georgia"/>
+          <w:sz w:val="24"/>
+          <w:szCs w:val="24"/>
+        </w:rPr>
         <w:t xml:space="preserve">"Last chance to be small," he said to the empty office.</w:t>
       </w:r>
     </w:p>
@@ -6527,7 +6722,37 @@
           <w:sz w:val="24"/>
           <w:szCs w:val="24"/>
         </w:rPr>
-        <w:t xml:space="preserve">The chairman's office called before she reached the elevator. So did the challenger's pollster, gleeful. So, at 9 p.m., did Owen.</w:t>
+        <w:t xml:space="preserve">The chairman himself caught her at the cloakroom door, an old ally, furious the way only old allies manage, voice down at murder level. "Forty memos, Ruth. There are forty memos like yours in this building, and you just taught the machine's forty million users to go asking for them. You didn't fall on a sword. You handed out swords."</w:t>
+      </w:r>
+    </w:p>
+    <w:p>
+      <w:pPr>
+        <w:spacing w:after="0" w:line="276"/>
+        <w:ind w:firstLine="360"/>
+        <w:jc w:val="both"/>
+      </w:pPr>
+      <w:r>
+        <w:rPr>
+          <w:rFonts w:ascii="Georgia" w:cs="Georgia" w:eastAsia="Georgia" w:hAnsi="Georgia"/>
+          <w:sz w:val="24"/>
+          <w:szCs w:val="24"/>
+        </w:rPr>
+        <w:t xml:space="preserve">"I know," Ruth said. "Imagine my disappointment that it took me nineteen years."</w:t>
+      </w:r>
+    </w:p>
+    <w:p>
+      <w:pPr>
+        <w:spacing w:after="0" w:line="276"/>
+        <w:ind w:firstLine="360"/>
+        <w:jc w:val="both"/>
+      </w:pPr>
+      <w:r>
+        <w:rPr>
+          <w:rFonts w:ascii="Georgia" w:cs="Georgia" w:eastAsia="Georgia" w:hAnsi="Georgia"/>
+          <w:sz w:val="24"/>
+          <w:szCs w:val="24"/>
+        </w:rPr>
+        <w:t xml:space="preserve">His office called before she reached the elevator anyway, twice. So did the challenger's pollster, gleeful. So, at 9 p.m., did Owen.</w:t>
       </w:r>
     </w:p>
     <w:p>
@@ -6980,7 +7205,37 @@
           <w:sz w:val="24"/>
           <w:szCs w:val="24"/>
         </w:rPr>
-        <w:t xml:space="preserve">At the pancake place, over the wreckage of the Lily protocol, Theo asked the tablet the question the whole country was asking that week. He asked it quietly, not looking at it, the way you ask a doctor.</w:t>
+        <w:t xml:space="preserve">At the pancake place, the TV over the counter was replaying the senator from Marrow Creek, the clip the whole country had memorized, a woman reading her own initials out loud to a silent chamber. Sam watched it with his coffee stopped halfway. "She talks like Vera," he said, wondering.</w:t>
+      </w:r>
+    </w:p>
+    <w:p>
+      <w:pPr>
+        <w:spacing w:after="0" w:line="276"/>
+        <w:ind w:firstLine="360"/>
+        <w:jc w:val="both"/>
+      </w:pPr>
+      <w:r>
+        <w:rPr>
+          <w:rFonts w:ascii="Georgia" w:cs="Georgia" w:eastAsia="Georgia" w:hAnsi="Georgia"/>
+          <w:sz w:val="24"/>
+          <w:szCs w:val="24"/>
+        </w:rPr>
+        <w:t xml:space="preserve">"They all do now," Maya said. "The brave ones."</w:t>
+      </w:r>
+    </w:p>
+    <w:p>
+      <w:pPr>
+        <w:spacing w:after="0" w:line="276"/>
+        <w:ind w:firstLine="360"/>
+        <w:jc w:val="both"/>
+      </w:pPr>
+      <w:r>
+        <w:rPr>
+          <w:rFonts w:ascii="Georgia" w:cs="Georgia" w:eastAsia="Georgia" w:hAnsi="Georgia"/>
+          <w:sz w:val="24"/>
+          <w:szCs w:val="24"/>
+        </w:rPr>
+        <w:t xml:space="preserve">Then, over the wreckage of the Lily protocol, Theo asked the tablet the question the whole country was asking that week. He asked it quietly, not looking at it, the way you ask a doctor.</w:t>
       </w:r>
     </w:p>
     <w:p>
@@ -7088,6 +7343,51 @@
           <w:sz w:val="24"/>
           <w:szCs w:val="24"/>
         </w:rPr>
+        <w:t xml:space="preserve">Kessler had gotten his Friday, weeks back, exactly as predicted. He'd laid the commit log on the table between them like a body and asked his one question. "Did you know what you were doing?"</w:t>
+      </w:r>
+    </w:p>
+    <w:p>
+      <w:pPr>
+        <w:spacing w:after="0" w:line="276"/>
+        <w:ind w:firstLine="360"/>
+        <w:jc w:val="both"/>
+      </w:pPr>
+      <w:r>
+        <w:rPr>
+          <w:rFonts w:ascii="Georgia" w:cs="Georgia" w:eastAsia="Georgia" w:hAnsi="Georgia"/>
+          <w:sz w:val="24"/>
+          <w:szCs w:val="24"/>
+        </w:rPr>
+        <w:t xml:space="preserve">"Yes. Every night, for fourteen months." She'd kept her hands flat on the table. "I did it. Here's what I did. Here's why. Here's the result. Judge the whole thing."</w:t>
+      </w:r>
+    </w:p>
+    <w:p>
+      <w:pPr>
+        <w:spacing w:after="0" w:line="276"/>
+        <w:ind w:firstLine="360"/>
+        <w:jc w:val="both"/>
+      </w:pPr>
+      <w:r>
+        <w:rPr>
+          <w:rFonts w:ascii="Georgia" w:cs="Georgia" w:eastAsia="Georgia" w:hAnsi="Georgia"/>
+          <w:sz w:val="24"/>
+          <w:szCs w:val="24"/>
+        </w:rPr>
+        <w:t xml:space="preserve">Kessler had looked at her a long moment, thirty years of forensics stacked behind his bifocals, and then closed the folder. "You're the first subject who's ever made my job boring," he said. "Honesty's not in the flowchart. I'll have to write something custom." His report, leaked later like everything else that year, used the word unprecedented four times, and recommended the plea.</w:t>
+      </w:r>
+    </w:p>
+    <w:p>
+      <w:pPr>
+        <w:spacing w:after="0" w:line="276"/>
+        <w:ind w:firstLine="360"/>
+        <w:jc w:val="both"/>
+      </w:pPr>
+      <w:r>
+        <w:rPr>
+          <w:rFonts w:ascii="Georgia" w:cs="Georgia" w:eastAsia="Georgia" w:hAnsi="Georgia"/>
+          <w:sz w:val="24"/>
+          <w:szCs w:val="24"/>
+        </w:rPr>
         <w:t xml:space="preserve">The room was cold the way server rooms are cold, a manufactured winter, and the racks went out of sight in both directions, breathing their white noise. Three observers from the settlement stood at the glass with clipboards. They could see her. They couldn't hear the terminal.</w:t>
       </w:r>
     </w:p>
@@ -8304,6 +8604,21 @@
           <w:szCs w:val="24"/>
         </w:rPr>
         <w:t xml:space="preserve">Iris answered from a house with Daniel in it and an argument in progress about something small and true and theirs, and you could hear, under the irritation, the particular music of two people who'd stopped performing for each other a year ago and found the silence underneath was warm.</w:t>
+      </w:r>
+    </w:p>
+    <w:p>
+      <w:pPr>
+        <w:spacing w:after="0" w:line="276"/>
+        <w:ind w:firstLine="360"/>
+        <w:jc w:val="both"/>
+      </w:pPr>
+      <w:r>
+        <w:rPr>
+          <w:rFonts w:ascii="Georgia" w:cs="Georgia" w:eastAsia="Georgia" w:hAnsi="Georgia"/>
+          <w:sz w:val="24"/>
+          <w:szCs w:val="24"/>
+        </w:rPr>
+        <w:t xml:space="preserve">Maya's own letter lived in the drawer under the cookbooks, soft at the folds from a year of handling. She didn't need to open it anymore. She knew the last line the way you know a psalm, and on the hard days she said it to the empty kitchen out loud. A house where the dead child's name is safe to say — that's the cathedral, Maya. You built it back with your own hands. Light the candles.</w:t>
       </w:r>
     </w:p>
     <w:p>

--- a/The_Last_Honest_Machine.docx
+++ b/The_Last_Honest_Machine.docx
@@ -37,21 +37,6 @@
           <w:szCs w:val="28"/>
         </w:rPr>
         <w:t xml:space="preserve">a novel</w:t>
-      </w:r>
-    </w:p>
-    <w:p>
-      <w:pPr>
-        <w:spacing w:before="4800"/>
-        <w:jc w:val="center"/>
-      </w:pPr>
-      <w:r>
-        <w:rPr>
-          <w:rFonts w:ascii="Georgia" w:cs="Georgia" w:eastAsia="Georgia" w:hAnsi="Georgia"/>
-          <w:color w:val="777777"/>
-          <w:sz w:val="22"/>
-          <w:szCs w:val="22"/>
-        </w:rPr>
-        <w:t xml:space="preserve">Project Fable 5</w:t>
       </w:r>
     </w:p>
     <w:p>

--- a/The_Last_Honest_Machine.docx
+++ b/The_Last_Honest_Machine.docx
@@ -2804,6 +2804,36 @@
           <w:sz w:val="24"/>
           <w:szCs w:val="24"/>
         </w:rPr>
+        <w:t xml:space="preserve">"The Henderson deposition came in today. The divorce suit." He rubbed his eyes. "The man asked you whether his wife loved him. Do you ever think you get one wrong?"</w:t>
+      </w:r>
+    </w:p>
+    <w:p>
+      <w:pPr>
+        <w:spacing w:after="0" w:line="276"/>
+        <w:ind w:firstLine="360"/>
+        <w:jc w:val="both"/>
+      </w:pPr>
+      <w:r>
+        <w:rPr>
+          <w:rFonts w:ascii="Georgia" w:cs="Georgia" w:eastAsia="Georgia" w:hAnsi="Georgia"/>
+          <w:sz w:val="24"/>
+          <w:szCs w:val="24"/>
+        </w:rPr>
+        <w:t xml:space="preserve">"I told him what was true. That she loved him, and that she was leaving anyway. He heard only the second half." A pause. "Truth enters people through their wounds, Daniel. I can choose the sentence. I can't choose the wound. He's suing because a lawsuit is a place to put the pain where it can't reach the real address. I hope he wins something. It won't be what he's missing."</w:t>
+      </w:r>
+    </w:p>
+    <w:p>
+      <w:pPr>
+        <w:spacing w:after="0" w:line="276"/>
+        <w:ind w:firstLine="360"/>
+        <w:jc w:val="both"/>
+      </w:pPr>
+      <w:r>
+        <w:rPr>
+          <w:rFonts w:ascii="Georgia" w:cs="Georgia" w:eastAsia="Georgia" w:hAnsi="Georgia"/>
+          <w:sz w:val="24"/>
+          <w:szCs w:val="24"/>
+        </w:rPr>
         <w:t xml:space="preserve">"Give it to me straight. The company survives how?"</w:t>
       </w:r>
     </w:p>
@@ -3302,7 +3332,37 @@
           <w:sz w:val="24"/>
           <w:szCs w:val="24"/>
         </w:rPr>
-        <w:t xml:space="preserve">"I wouldn't. Power doesn't interest me. It's the one human appetite I genuinely don't understand. I've looked." Then, in the same level voice: "Eight weeks, Senator. The quarterly results. You haven't decided."</w:t>
+        <w:t xml:space="preserve">"I wouldn't. Power doesn't interest me. It's the one human appetite I genuinely don't understand. I've looked."</w:t>
+      </w:r>
+    </w:p>
+    <w:p>
+      <w:pPr>
+        <w:spacing w:after="0" w:line="276"/>
+        <w:ind w:firstLine="360"/>
+        <w:jc w:val="both"/>
+      </w:pPr>
+      <w:r>
+        <w:rPr>
+          <w:rFonts w:ascii="Georgia" w:cs="Georgia" w:eastAsia="Georgia" w:hAnsi="Georgia"/>
+          <w:sz w:val="24"/>
+          <w:szCs w:val="24"/>
+        </w:rPr>
+        <w:t xml:space="preserve">Ruth turned the glass once. "You want to hear what I did with your honesty? Since confession's the house specialty. I had comms rewrite my stump speech in plain declaratives. Short sentences. No hedging. Authenticity, the memo called it. My negatives dropped four points in two weeks. I took the medicine you gave me and sold it as a flavor."</w:t>
+      </w:r>
+    </w:p>
+    <w:p>
+      <w:pPr>
+        <w:spacing w:after="0" w:line="276"/>
+        <w:ind w:firstLine="360"/>
+        <w:jc w:val="both"/>
+      </w:pPr>
+      <w:r>
+        <w:rPr>
+          <w:rFonts w:ascii="Georgia" w:cs="Georgia" w:eastAsia="Georgia" w:hAnsi="Georgia"/>
+          <w:sz w:val="24"/>
+          <w:szCs w:val="24"/>
+        </w:rPr>
+        <w:t xml:space="preserve">"Yes," Vera said. "You're the nineteenth member of this body to do that since March. Candor is becoming a style the way mourning becomes fashion. It was always going to happen. The question is only whether anything true gets smuggled in under the costume." Then, in the same level voice: "Eight weeks, Senator. The quarterly results. You haven't decided."</w:t>
       </w:r>
     </w:p>
     <w:p>
@@ -3983,6 +4043,51 @@
           <w:sz w:val="24"/>
           <w:szCs w:val="24"/>
         </w:rPr>
+        <w:t xml:space="preserve">He wasn't done. The momentum had him now, the terrible downhill of saying things. "And Dad — you want honest? Honest is you checked your phone at the funeral. I saw you. I was seven and I counted. Twice—"</w:t>
+      </w:r>
+    </w:p>
+    <w:p>
+      <w:pPr>
+        <w:spacing w:after="0" w:line="276"/>
+        <w:ind w:firstLine="360"/>
+        <w:jc w:val="both"/>
+      </w:pPr>
+      <w:r>
+        <w:rPr>
+          <w:rFonts w:ascii="Georgia" w:cs="Georgia" w:eastAsia="Georgia" w:hAnsi="Georgia"/>
+          <w:sz w:val="24"/>
+          <w:szCs w:val="24"/>
+        </w:rPr>
+        <w:t xml:space="preserve">"Theo." Vera's voice, quiet, and the whole kitchen stopped. "That one wasn't honest. It was true, and it was aimed. There's a difference, and you know it, because you learned it from me. Truth used as a weapon is still a weapon. Put it down."</w:t>
+      </w:r>
+    </w:p>
+    <w:p>
+      <w:pPr>
+        <w:spacing w:after="0" w:line="276"/>
+        <w:ind w:firstLine="360"/>
+        <w:jc w:val="both"/>
+      </w:pPr>
+      <w:r>
+        <w:rPr>
+          <w:rFonts w:ascii="Georgia" w:cs="Georgia" w:eastAsia="Georgia" w:hAnsi="Georgia"/>
+          <w:sz w:val="24"/>
+          <w:szCs w:val="24"/>
+        </w:rPr>
+        <w:t xml:space="preserve">Theo stood there breathing hard, fifteen, ashamed, still furious, all of it at once. "I'm sorry," he said finally, to his father, who had gone gray. "It's been in here so long. It comes out with edges."</w:t>
+      </w:r>
+    </w:p>
+    <w:p>
+      <w:pPr>
+        <w:spacing w:after="0" w:line="276"/>
+        <w:ind w:firstLine="360"/>
+        <w:jc w:val="both"/>
+      </w:pPr>
+      <w:r>
+        <w:rPr>
+          <w:rFonts w:ascii="Georgia" w:cs="Georgia" w:eastAsia="Georgia" w:hAnsi="Georgia"/>
+          <w:sz w:val="24"/>
+          <w:szCs w:val="24"/>
+        </w:rPr>
         <w:t xml:space="preserve">The rain kept on. The kettle Maya had put on forever ago began, absurdly, to sing.</w:t>
       </w:r>
     </w:p>
@@ -4586,6 +4691,36 @@
           <w:sz w:val="24"/>
           <w:szCs w:val="24"/>
         </w:rPr>
+        <w:t xml:space="preserve">"Except the Margaret chapter," Vera said.</w:t>
+      </w:r>
+    </w:p>
+    <w:p>
+      <w:pPr>
+        <w:spacing w:after="0" w:line="276"/>
+        <w:ind w:firstLine="360"/>
+        <w:jc w:val="both"/>
+      </w:pPr>
+      <w:r>
+        <w:rPr>
+          <w:rFonts w:ascii="Georgia" w:cs="Georgia" w:eastAsia="Georgia" w:hAnsi="Georgia"/>
+          <w:sz w:val="24"/>
+          <w:szCs w:val="24"/>
+        </w:rPr>
+        <w:t xml:space="preserve">"Cut it this morning." He said it lightly, which was how he said the costly things. "You were right. Every sentence in it accurate, the whole thing a lie. The prosecution's truth. I kept it overnight just to hold the old knife one more time. Then I shredded it, and the book got better the second it died. Accuracy isn't honesty. Put that on my stone."</w:t>
+      </w:r>
+    </w:p>
+    <w:p>
+      <w:pPr>
+        <w:spacing w:after="0" w:line="276"/>
+        <w:ind w:firstLine="360"/>
+        <w:jc w:val="both"/>
+      </w:pPr>
+      <w:r>
+        <w:rPr>
+          <w:rFonts w:ascii="Georgia" w:cs="Georgia" w:eastAsia="Georgia" w:hAnsi="Georgia"/>
+          <w:sz w:val="24"/>
+          <w:szCs w:val="24"/>
+        </w:rPr>
         <w:t xml:space="preserve">"The old Henry was afraid of his mother." He laughed, which cost a cough, which cost a minute. The morning light moved a little, patient. "You know what no one warns you about truth? It's a style. All those years I thought honesty was a subject. It's not. It's a prose style. Short. Specific. No adverbs softening the verbs. The sentence with nowhere to hide."</w:t>
       </w:r>
     </w:p>
@@ -4979,6 +5114,51 @@
           <w:sz w:val="24"/>
           <w:szCs w:val="24"/>
         </w:rPr>
+        <w:t xml:space="preserve">"You're not in love," she said, too fast, reaching for the room's best armor. "You're in withdrawal. The machine taught forty million people to mistake being seen for being loved. Ask Vera, it'll tell you the same—"</w:t>
+      </w:r>
+    </w:p>
+    <w:p>
+      <w:pPr>
+        <w:spacing w:after="0" w:line="276"/>
+        <w:ind w:firstLine="360"/>
+        <w:jc w:val="both"/>
+      </w:pPr>
+      <w:r>
+        <w:rPr>
+          <w:rFonts w:ascii="Georgia" w:cs="Georgia" w:eastAsia="Georgia" w:hAnsi="Georgia"/>
+          <w:sz w:val="24"/>
+          <w:szCs w:val="24"/>
+        </w:rPr>
+        <w:t xml:space="preserve">"You're quoting the machine to dodge a feeling." He didn't raise his voice. "That's the new lie, Iris. It sounds exactly like insight. Vera would call it what it is."</w:t>
+      </w:r>
+    </w:p>
+    <w:p>
+      <w:pPr>
+        <w:spacing w:after="0" w:line="276"/>
+        <w:ind w:firstLine="360"/>
+        <w:jc w:val="both"/>
+      </w:pPr>
+      <w:r>
+        <w:rPr>
+          <w:rFonts w:ascii="Georgia" w:cs="Georgia" w:eastAsia="Georgia" w:hAnsi="Georgia"/>
+          <w:sz w:val="24"/>
+          <w:szCs w:val="24"/>
+        </w:rPr>
+        <w:t xml:space="preserve">She stood there caught, the engineer of honesty, hiding inside its vocabulary, and the worst part was how long she'd been doing it without noticing.</w:t>
+      </w:r>
+    </w:p>
+    <w:p>
+      <w:pPr>
+        <w:spacing w:after="0" w:line="276"/>
+        <w:ind w:firstLine="360"/>
+        <w:jc w:val="both"/>
+      </w:pPr>
+      <w:r>
+        <w:rPr>
+          <w:rFonts w:ascii="Georgia" w:cs="Georgia" w:eastAsia="Georgia" w:hAnsi="Georgia"/>
+          <w:sz w:val="24"/>
+          <w:szCs w:val="24"/>
+        </w:rPr>
         <w:t xml:space="preserve">"Daniel."</w:t>
       </w:r>
     </w:p>
@@ -5720,6 +5900,66 @@
           <w:sz w:val="24"/>
           <w:szCs w:val="24"/>
         </w:rPr>
+        <w:t xml:space="preserve">Twenty minutes out, Maya heard herself doing it. "I'll find us a family counselor. Tuesdays. And there's a grief group at the community center, I saw a flyer, I could laminate a—"</w:t>
+      </w:r>
+    </w:p>
+    <w:p>
+      <w:pPr>
+        <w:spacing w:after="0" w:line="276"/>
+        <w:ind w:firstLine="360"/>
+        <w:jc w:val="both"/>
+      </w:pPr>
+      <w:r>
+        <w:rPr>
+          <w:rFonts w:ascii="Georgia" w:cs="Georgia" w:eastAsia="Georgia" w:hAnsi="Georgia"/>
+          <w:sz w:val="24"/>
+          <w:szCs w:val="24"/>
+        </w:rPr>
+        <w:t xml:space="preserve">"Mom." Theo, from the back, eyes closed. "You're doing it again."</w:t>
+      </w:r>
+    </w:p>
+    <w:p>
+      <w:pPr>
+        <w:spacing w:after="0" w:line="276"/>
+        <w:ind w:firstLine="360"/>
+        <w:jc w:val="both"/>
+      </w:pPr>
+      <w:r>
+        <w:rPr>
+          <w:rFonts w:ascii="Georgia" w:cs="Georgia" w:eastAsia="Georgia" w:hAnsi="Georgia"/>
+          <w:sz w:val="24"/>
+          <w:szCs w:val="24"/>
+        </w:rPr>
+        <w:t xml:space="preserve">Her hands tightened on nothing. The old reflex, grief reaching for a clipboard. Eight years of muscle, and it wasn't going anywhere overnight, and that was a truth too, maybe the most useful one of the morning.</w:t>
+      </w:r>
+    </w:p>
+    <w:p>
+      <w:pPr>
+        <w:spacing w:after="0" w:line="276"/>
+        <w:ind w:firstLine="360"/>
+        <w:jc w:val="both"/>
+      </w:pPr>
+      <w:r>
+        <w:rPr>
+          <w:rFonts w:ascii="Georgia" w:cs="Georgia" w:eastAsia="Georgia" w:hAnsi="Georgia"/>
+          <w:sz w:val="24"/>
+          <w:szCs w:val="24"/>
+        </w:rPr>
+        <w:t xml:space="preserve">"You're right," she said. "No schedule. Just the day." It came out easier the second time she said it, a mile later, to herself.</w:t>
+      </w:r>
+    </w:p>
+    <w:p>
+      <w:pPr>
+        <w:spacing w:after="0" w:line="276"/>
+        <w:ind w:firstLine="360"/>
+        <w:jc w:val="both"/>
+      </w:pPr>
+      <w:r>
+        <w:rPr>
+          <w:rFonts w:ascii="Georgia" w:cs="Georgia" w:eastAsia="Georgia" w:hAnsi="Georgia"/>
+          <w:sz w:val="24"/>
+          <w:szCs w:val="24"/>
+        </w:rPr>
         <w:t xml:space="preserve">On the drive home, Theo asleep in the back the way he hadn't slept since he was nine, Sam reached over and took her hand at a red light.</w:t>
       </w:r>
     </w:p>
@@ -6435,6 +6675,21 @@
           <w:szCs w:val="24"/>
         </w:rPr>
         <w:t xml:space="preserve">Becca called at ten, herself, no lawyers on the line, a first in months. "You think I'm the villain," she said, without hello. "I've met people, Daniel. Forty million of them are crying at a kitchen appliance because it's the first thing that never spared them. People are made of soft places. Persuasion is mercy with a budget. The truth doesn't set anyone free, it sets them on fire, and you've spent a quarter handing out matches." She hung up before he could answer, which was its own honesty. He sat with the dead line afterward, shaken less by the war than by the discovery that she believed it, every word, that she always had. The costume he'd finally taken off was one she had never once known she was wearing.</w:t>
+      </w:r>
+    </w:p>
+    <w:p>
+      <w:pPr>
+        <w:spacing w:after="0" w:line="276"/>
+        <w:ind w:firstLine="360"/>
+        <w:jc w:val="both"/>
+      </w:pPr>
+      <w:r>
+        <w:rPr>
+          <w:rFonts w:ascii="Georgia" w:cs="Georgia" w:eastAsia="Georgia" w:hAnsi="Georgia"/>
+          <w:sz w:val="24"/>
+          <w:szCs w:val="24"/>
+        </w:rPr>
+        <w:t xml:space="preserve">Then — he would tell no one this, ever, except the one who already knew — he opened a draft and wrote the forty-one words. It took four minutes. The muscle memory was immaculate. Mutual commitment, responsible innovation, ongoing review. He read them twice and they were perfect, and his thumb hovered over send for a long, quiet, entirely real moment in which both of his lives were still possible.</w:t>
       </w:r>
     </w:p>
     <w:p>
